--- a/Documentation/Evaluation2/IP2 Evaluation Report.docx
+++ b/Documentation/Evaluation2/IP2 Evaluation Report.docx
@@ -43,7 +43,7 @@
           <w:sz w:val="24"/>
           <w:szCs w:val="24"/>
         </w:rPr>
-        <w:t>The primary evaluation objective of this assessment is to examine whether the updated VR prototype of Procreate XR, utili</w:t>
+        <w:t>The primary evaluation objective of this assessment is to examine whether the updated</w:t>
       </w:r>
       <w:r>
         <w:rPr>
@@ -52,7 +52,7 @@
           <w:sz w:val="24"/>
           <w:szCs w:val="24"/>
         </w:rPr>
-        <w:t>s</w:t>
+        <w:t xml:space="preserve"> </w:t>
       </w:r>
       <w:r>
         <w:rPr>
@@ -61,6 +61,24 @@
           <w:sz w:val="24"/>
           <w:szCs w:val="24"/>
         </w:rPr>
+        <w:t>prototype of Procreate XR, utili</w:t>
+      </w:r>
+      <w:r>
+        <w:rPr>
+          <w:rFonts w:ascii="Times New Roman" w:hAnsi="Times New Roman" w:cs="Times New Roman"/>
+          <w:color w:val="000000"/>
+          <w:sz w:val="24"/>
+          <w:szCs w:val="24"/>
+        </w:rPr>
+        <w:t>s</w:t>
+      </w:r>
+      <w:r>
+        <w:rPr>
+          <w:rFonts w:ascii="Times New Roman" w:hAnsi="Times New Roman" w:cs="Times New Roman"/>
+          <w:color w:val="000000"/>
+          <w:sz w:val="24"/>
+          <w:szCs w:val="24"/>
+        </w:rPr>
         <w:t>ing Meta Quest 2/3 controllers, successfully addresses the issues identified in IP1 and delivers improved intuitiveness, efficiency, and immersive experience in 3D painting environments.</w:t>
       </w:r>
     </w:p>
@@ -169,7 +187,7 @@
         <w:rPr>
           <w:color w:val="000000"/>
         </w:rPr>
-        <w:t>User efficiency in completing tasks with VR controllers, reflected through task completion time and error rates</w:t>
+        <w:t>User efficiency in completing tasks with controllers, reflected through task completion time and error rates</w:t>
       </w:r>
     </w:p>
     <w:p>
@@ -213,7 +231,19 @@
         <w:rPr>
           <w:color w:val="000000"/>
         </w:rPr>
-        <w:t>User satisfaction with the VR experience, whether controller-based interactions feel more natural and whether the ability to place canvases in real-world contexts enhances creativity</w:t>
+        <w:t xml:space="preserve">User satisfaction with the </w:t>
+      </w:r>
+      <w:r>
+        <w:rPr>
+          <w:color w:val="000000"/>
+        </w:rPr>
+        <w:t>X</w:t>
+      </w:r>
+      <w:r>
+        <w:rPr>
+          <w:color w:val="000000"/>
+        </w:rPr>
+        <w:t>R experience, whether controller-based interactions feel more natural and whether the ability to place canvases in real-world contexts enhances creativity</w:t>
       </w:r>
     </w:p>
     <w:p>
@@ -1872,7 +1902,19 @@
         <w:rPr>
           <w:color w:val="000000"/>
         </w:rPr>
-        <w:t>This evaluation successfully validated that the transition from keyboard/mouse to VR controller interactions significantly improved user experience, addressing most critical issues identified in IP1. The high satisfaction scores (averaging 4.1/5) confirm that the VR implementation provides meaningful advantages over traditional 2D applications.</w:t>
+        <w:t xml:space="preserve">This evaluation successfully validated that the transition from keyboard/mouse to controller interactions significantly improved user experience, addressing most critical issues identified in IP1. The high satisfaction scores (averaging 4.1/5) confirm that the </w:t>
+      </w:r>
+      <w:r>
+        <w:rPr>
+          <w:color w:val="000000"/>
+        </w:rPr>
+        <w:t>X</w:t>
+      </w:r>
+      <w:r>
+        <w:rPr>
+          <w:color w:val="000000"/>
+        </w:rPr>
+        <w:t>R implementation provides meaningful advantages over traditional 2D applications.</w:t>
       </w:r>
     </w:p>
     <w:p>
@@ -1898,7 +1940,19 @@
         <w:rPr>
           <w:color w:val="000000"/>
         </w:rPr>
-        <w:t xml:space="preserve"> a key strength of the VR approach.</w:t>
+        <w:t xml:space="preserve"> a key strength of the </w:t>
+      </w:r>
+      <w:r>
+        <w:rPr>
+          <w:color w:val="000000"/>
+        </w:rPr>
+        <w:t>X</w:t>
+      </w:r>
+      <w:r>
+        <w:rPr>
+          <w:color w:val="000000"/>
+        </w:rPr>
+        <w:t>R approach.</w:t>
       </w:r>
     </w:p>
     <w:p>
